--- a/Пояснительная записка/Пояснительная записка 09.docx
+++ b/Пояснительная записка/Пояснительная записка 09.docx
@@ -458,7 +458,7 @@
           <w:color w:val="000000"/>
           <w:sz w:val="24"/>
         </w:rPr>
-        <w:t xml:space="preserve"> Подготавливается инструкция по установке и развёртыванию (Docker, CI/CD, окружение), руководство пользователя и техническая документация для разработчиков. ## Технические решения и используемые технологии Проект будет строиться на следующих технологиях и </w:t>
+        <w:t xml:space="preserve"> Подготавливается инструкция по установке и развёртыванию (Docker, CI/CD, окружение), руководство пользователя и техническая документация для разработчиков. Проект будет строиться на следующих технологиях и </w:t>
       </w:r>
       <w:r>
         <w:rPr>
@@ -610,7 +610,7 @@
           <w:color w:val="000000"/>
           <w:sz w:val="24"/>
         </w:rPr>
-        <w:t xml:space="preserve"> Git, Composer, миграции базы данных, Docker-контейнеры для локальной среды. ## Безопасность, конфиденциальность и надёжность Особое внимание будет уделено аспектам безопасности: проверке и валидации всех входящих данных, защите от CSRF/XSS, безопасному хр</w:t>
+        <w:t xml:space="preserve"> Git, Composer, миграции базы данных, Docker-контейнеры для локальной среды. Особое внимание будет уделено аспектам безопасности: проверке и валидации всех входящих данных, защите от CSRF/XSS, безопасному хр</w:t>
       </w:r>
       <w:r>
         <w:rPr>
@@ -677,7 +677,7 @@
           <w:sz w:val="24"/>
           <w:szCs w:val="24"/>
         </w:rPr>
-        <w:t xml:space="preserve">овных глав: первая — теоретическая, где рассматриваются вопросы разработки и выбора технологий; вторая — практическая, включающая проектирование, реализацию, тестирование и рекомендации по внедрению. В заключении будут подведены итоги, оценена выполненная </w:t>
+        <w:t xml:space="preserve">овных глав: первая - теоретическая, где рассматриваются вопросы разработки и выбора технологий; вторая - практическая, включающая проектирование, реализацию, тестирование и рекомендации по внедрению. В заключении будут подведены итоги, оценена выполненная </w:t>
       </w:r>
       <w:r>
         <w:rPr>
@@ -685,7 +685,7 @@
           <w:sz w:val="24"/>
           <w:szCs w:val="24"/>
         </w:rPr>
-        <w:t xml:space="preserve">работа и предложены направления для дальнейшего развития.  ---  Дальнейшая часть работы будет выполняться последовательным образом, описанным в методологическом разделе: от сбора требований и составления ТЗ до полной реализации и тестирования системы на вы</w:t>
+        <w:t xml:space="preserve">работа и предложены направления для дальнейшего развития.  -  Дальнейшая часть работы будет выполняться последовательным образом, описанным в методологическом разделе: от сбора требований и составления ТЗ до полной реализации и тестирования системы на вы</w:t>
       </w:r>
       <w:r>
         <w:rPr>
@@ -773,6 +773,143 @@
     </w:p>
   </w:footnote>
 </w:footnotes>
+</file>
+
+<file path=word/numbering.xml><?xml version="1.0" encoding="utf-8"?>
+<w:numbering xmlns:wpc="http://schemas.microsoft.com/office/word/2010/wordprocessingCanvas" xmlns:mc="http://schemas.openxmlformats.org/markup-compatibility/2006" xmlns:o="urn:schemas-microsoft-com:office:office" xmlns:r="http://schemas.openxmlformats.org/officeDocument/2006/relationships" xmlns:m="http://schemas.openxmlformats.org/officeDocument/2006/math" xmlns:v="urn:schemas-microsoft-com:vml" xmlns:wp14="http://schemas.microsoft.com/office/word/2010/wordprocessingDrawing" xmlns:wp="http://schemas.openxmlformats.org/drawingml/2006/wordprocessingDrawing" xmlns:w10="urn:schemas-microsoft-com:office:word" xmlns:w="http://schemas.openxmlformats.org/wordprocessingml/2006/main" xmlns:w14="http://schemas.microsoft.com/office/word/2010/wordml" xmlns:w15="http://schemas.microsoft.com/office/word/2012/wordml" xmlns:wpg="http://schemas.microsoft.com/office/word/2010/wordprocessingGroup" xmlns:wpi="http://schemas.microsoft.com/office/word/2010/wordprocessingInk" xmlns:wne="http://schemas.microsoft.com/office/word/2006/wordml" xmlns:wps="http://schemas.microsoft.com/office/word/2010/wordprocessingShape" mc:Ignorable="w14 w15 wp14">
+  <w:abstractNum w:abstractNumId="0">
+    <w:multiLevelType w:val="hybridMultilevel"/>
+    <w:lvl w:ilvl="0">
+      <w:start w:val="1"/>
+      <w:numFmt w:val="bullet"/>
+      <w:isLgl w:val="false"/>
+      <w:suff w:val="tab"/>
+      <w:lvlText w:val="·"/>
+      <w:lvlJc w:val="left"/>
+      <w:pPr>
+        <w:ind w:left="720" w:hanging="360"/>
+      </w:pPr>
+      <w:rPr>
+        <w:rFonts w:hint="default" w:ascii="Symbol" w:hAnsi="Symbol" w:eastAsia="Symbol" w:cs="Symbol"/>
+      </w:rPr>
+    </w:lvl>
+    <w:lvl w:ilvl="1">
+      <w:start w:val="1"/>
+      <w:numFmt w:val="bullet"/>
+      <w:isLgl w:val="false"/>
+      <w:suff w:val="tab"/>
+      <w:lvlText w:val="o"/>
+      <w:lvlJc w:val="left"/>
+      <w:pPr>
+        <w:ind w:left="1440" w:hanging="360"/>
+      </w:pPr>
+      <w:rPr>
+        <w:rFonts w:hint="default" w:ascii="Courier New" w:hAnsi="Courier New" w:eastAsia="Courier New" w:cs="Courier New"/>
+      </w:rPr>
+    </w:lvl>
+    <w:lvl w:ilvl="2">
+      <w:start w:val="1"/>
+      <w:numFmt w:val="bullet"/>
+      <w:isLgl w:val="false"/>
+      <w:suff w:val="tab"/>
+      <w:lvlText w:val="§"/>
+      <w:lvlJc w:val="left"/>
+      <w:pPr>
+        <w:ind w:left="2160" w:hanging="360"/>
+      </w:pPr>
+      <w:rPr>
+        <w:rFonts w:hint="default" w:ascii="Wingdings" w:hAnsi="Wingdings" w:eastAsia="Wingdings" w:cs="Wingdings"/>
+      </w:rPr>
+    </w:lvl>
+    <w:lvl w:ilvl="3">
+      <w:start w:val="1"/>
+      <w:numFmt w:val="bullet"/>
+      <w:isLgl w:val="false"/>
+      <w:suff w:val="tab"/>
+      <w:lvlText w:val="·"/>
+      <w:lvlJc w:val="left"/>
+      <w:pPr>
+        <w:ind w:left="2880" w:hanging="360"/>
+      </w:pPr>
+      <w:rPr>
+        <w:rFonts w:hint="default" w:ascii="Symbol" w:hAnsi="Symbol" w:eastAsia="Symbol" w:cs="Symbol"/>
+      </w:rPr>
+    </w:lvl>
+    <w:lvl w:ilvl="4">
+      <w:start w:val="1"/>
+      <w:numFmt w:val="bullet"/>
+      <w:isLgl w:val="false"/>
+      <w:suff w:val="tab"/>
+      <w:lvlText w:val="o"/>
+      <w:lvlJc w:val="left"/>
+      <w:pPr>
+        <w:ind w:left="3600" w:hanging="360"/>
+      </w:pPr>
+      <w:rPr>
+        <w:rFonts w:hint="default" w:ascii="Courier New" w:hAnsi="Courier New" w:eastAsia="Courier New" w:cs="Courier New"/>
+      </w:rPr>
+    </w:lvl>
+    <w:lvl w:ilvl="5">
+      <w:start w:val="1"/>
+      <w:numFmt w:val="bullet"/>
+      <w:isLgl w:val="false"/>
+      <w:suff w:val="tab"/>
+      <w:lvlText w:val="§"/>
+      <w:lvlJc w:val="left"/>
+      <w:pPr>
+        <w:ind w:left="4320" w:hanging="360"/>
+      </w:pPr>
+      <w:rPr>
+        <w:rFonts w:hint="default" w:ascii="Wingdings" w:hAnsi="Wingdings" w:eastAsia="Wingdings" w:cs="Wingdings"/>
+      </w:rPr>
+    </w:lvl>
+    <w:lvl w:ilvl="6">
+      <w:start w:val="1"/>
+      <w:numFmt w:val="bullet"/>
+      <w:isLgl w:val="false"/>
+      <w:suff w:val="tab"/>
+      <w:lvlText w:val="·"/>
+      <w:lvlJc w:val="left"/>
+      <w:pPr>
+        <w:ind w:left="5040" w:hanging="360"/>
+      </w:pPr>
+      <w:rPr>
+        <w:rFonts w:hint="default" w:ascii="Symbol" w:hAnsi="Symbol" w:eastAsia="Symbol" w:cs="Symbol"/>
+      </w:rPr>
+    </w:lvl>
+    <w:lvl w:ilvl="7">
+      <w:start w:val="1"/>
+      <w:numFmt w:val="bullet"/>
+      <w:isLgl w:val="false"/>
+      <w:suff w:val="tab"/>
+      <w:lvlText w:val="o"/>
+      <w:lvlJc w:val="left"/>
+      <w:pPr>
+        <w:ind w:left="5760" w:hanging="360"/>
+      </w:pPr>
+      <w:rPr>
+        <w:rFonts w:hint="default" w:ascii="Courier New" w:hAnsi="Courier New" w:eastAsia="Courier New" w:cs="Courier New"/>
+      </w:rPr>
+    </w:lvl>
+    <w:lvl w:ilvl="8">
+      <w:start w:val="1"/>
+      <w:numFmt w:val="bullet"/>
+      <w:isLgl w:val="false"/>
+      <w:suff w:val="tab"/>
+      <w:lvlText w:val="§"/>
+      <w:lvlJc w:val="left"/>
+      <w:pPr>
+        <w:ind w:left="6480" w:hanging="360"/>
+      </w:pPr>
+      <w:rPr>
+        <w:rFonts w:hint="default" w:ascii="Wingdings" w:hAnsi="Wingdings" w:eastAsia="Wingdings" w:cs="Wingdings"/>
+      </w:rPr>
+    </w:lvl>
+  </w:abstractNum>
+  <w:num w:numId="1">
+    <w:abstractNumId w:val="0"/>
+  </w:num>
+</w:numbering>
 </file>
 
 <file path=word/styles.xml><?xml version="1.0" encoding="utf-8"?>
